--- a/src/test/resources/MM Product Documents/Reference.docx
+++ b/src/test/resources/MM Product Documents/Reference.docx
@@ -1,6 +1,6 @@
 
 <file path=word/document.xml><?xml version="1.0" encoding="utf-8"?>
-<w:document xmlns:wpc="http://schemas.microsoft.com/office/word/2010/wordprocessingCanvas" xmlns:cx="http://schemas.microsoft.com/office/drawing/2014/chartex" xmlns:cx1="http://schemas.microsoft.com/office/drawing/2015/9/8/chartex" xmlns:cx2="http://schemas.microsoft.com/office/drawing/2015/10/21/chartex" xmlns:cx3="http://schemas.microsoft.com/office/drawing/2016/5/9/chartex" xmlns:cx4="http://schemas.microsoft.com/office/drawing/2016/5/10/chartex" xmlns:cx5="http://schemas.microsoft.com/office/drawing/2016/5/11/chartex" xmlns:cx6="http://schemas.microsoft.com/office/drawing/2016/5/12/chartex" xmlns:cx7="http://schemas.microsoft.com/office/drawing/2016/5/13/chartex" xmlns:cx8="http://schemas.microsoft.com/office/drawing/2016/5/14/chartex" xmlns:mc="http://schemas.openxmlformats.org/markup-compatibility/2006" xmlns:aink="http://schemas.microsoft.com/office/drawing/2016/ink" xmlns:am3d="http://schemas.microsoft.com/office/drawing/2017/model3d" xmlns:o="urn:schemas-microsoft-com:office:office" xmlns:r="http://schemas.openxmlformats.org/officeDocument/2006/relationships" xmlns:m="http://schemas.openxmlformats.org/officeDocument/2006/math" xmlns:v="urn:schemas-microsoft-com:vml" xmlns:wp14="http://schemas.microsoft.com/office/word/2010/wordprocessingDrawing" xmlns:wp="http://schemas.openxmlformats.org/drawingml/2006/wordprocessingDrawing" xmlns:w10="urn:schemas-microsoft-com:office:word" xmlns:w="http://schemas.openxmlformats.org/wordprocessingml/2006/main" xmlns:w14="http://schemas.microsoft.com/office/word/2010/wordml" xmlns:w15="http://schemas.microsoft.com/office/word/2012/wordml" xmlns:w16cid="http://schemas.microsoft.com/office/word/2016/wordml/cid" xmlns:w16se="http://schemas.microsoft.com/office/word/2015/wordml/symex" xmlns:wpg="http://schemas.microsoft.com/office/word/2010/wordprocessingGroup" xmlns:wpi="http://schemas.microsoft.com/office/word/2010/wordprocessingInk" xmlns:wne="http://schemas.microsoft.com/office/word/2006/wordml" xmlns:wps="http://schemas.microsoft.com/office/word/2010/wordprocessingShape" mc:Ignorable="w14 w15 w16se w16cid wp14">
+<w:document xmlns:wpc="http://schemas.microsoft.com/office/word/2010/wordprocessingCanvas" xmlns:cx="http://schemas.microsoft.com/office/drawing/2014/chartex" xmlns:cx1="http://schemas.microsoft.com/office/drawing/2015/9/8/chartex" xmlns:cx2="http://schemas.microsoft.com/office/drawing/2015/10/21/chartex" xmlns:cx3="http://schemas.microsoft.com/office/drawing/2016/5/9/chartex" xmlns:cx4="http://schemas.microsoft.com/office/drawing/2016/5/10/chartex" xmlns:cx5="http://schemas.microsoft.com/office/drawing/2016/5/11/chartex" xmlns:cx6="http://schemas.microsoft.com/office/drawing/2016/5/12/chartex" xmlns:cx7="http://schemas.microsoft.com/office/drawing/2016/5/13/chartex" xmlns:cx8="http://schemas.microsoft.com/office/drawing/2016/5/14/chartex" xmlns:mc="http://schemas.openxmlformats.org/markup-compatibility/2006" xmlns:aink="http://schemas.microsoft.com/office/drawing/2016/ink" xmlns:am3d="http://schemas.microsoft.com/office/drawing/2017/model3d" xmlns:o="urn:schemas-microsoft-com:office:office" xmlns:oel="http://schemas.microsoft.com/office/2019/extlst" xmlns:r="http://schemas.openxmlformats.org/officeDocument/2006/relationships" xmlns:m="http://schemas.openxmlformats.org/officeDocument/2006/math" xmlns:v="urn:schemas-microsoft-com:vml" xmlns:wp14="http://schemas.microsoft.com/office/word/2010/wordprocessingDrawing" xmlns:wp="http://schemas.openxmlformats.org/drawingml/2006/wordprocessingDrawing" xmlns:w10="urn:schemas-microsoft-com:office:word" xmlns:w="http://schemas.openxmlformats.org/wordprocessingml/2006/main" xmlns:w14="http://schemas.microsoft.com/office/word/2010/wordml" xmlns:w15="http://schemas.microsoft.com/office/word/2012/wordml" xmlns:w16cex="http://schemas.microsoft.com/office/word/2018/wordml/cex" xmlns:w16cid="http://schemas.microsoft.com/office/word/2016/wordml/cid" xmlns:w16="http://schemas.microsoft.com/office/word/2018/wordml" xmlns:w16du="http://schemas.microsoft.com/office/word/2023/wordml/word16du" xmlns:w16sdtdh="http://schemas.microsoft.com/office/word/2020/wordml/sdtdatahash" xmlns:w16sdtfl="http://schemas.microsoft.com/office/word/2024/wordml/sdtformatlock" xmlns:w16se="http://schemas.microsoft.com/office/word/2015/wordml/symex" xmlns:wpg="http://schemas.microsoft.com/office/word/2010/wordprocessingGroup" xmlns:wpi="http://schemas.microsoft.com/office/word/2010/wordprocessingInk" xmlns:wne="http://schemas.microsoft.com/office/word/2006/wordml" xmlns:wps="http://schemas.microsoft.com/office/word/2010/wordprocessingShape" mc:Ignorable="w14 w15 w16se w16cid w16 w16cex w16sdtdh w16sdtfl w16du wp14">
   <w:body>
     <w:p>
       <w:pPr>
@@ -62,20 +62,15 @@
               <w:rPr>
                 <w:rFonts w:ascii="Times New Roman" w:hAnsi="Times New Roman"/>
                 <w:b/>
-                <w:sz w:val="16"/>
-              </w:rPr>
-            </w:pPr>
-            <w:r>
-              <w:rPr>
-                <w:sz w:val="16"/>
-              </w:rPr>
+              </w:rPr>
+            </w:pPr>
+            <w:r>
               <w:lastRenderedPageBreak/>
               <w:br w:type="page"/>
             </w:r>
             <w:r>
               <w:rPr>
                 <w:rFonts w:ascii="Times New Roman" w:hAnsi="Times New Roman"/>
-                <w:sz w:val="16"/>
               </w:rPr>
               <w:br w:type="page"/>
             </w:r>
@@ -83,7 +78,6 @@
               <w:rPr>
                 <w:rFonts w:ascii="Times New Roman" w:hAnsi="Times New Roman"/>
                 <w:b/>
-                <w:sz w:val="16"/>
               </w:rPr>
               <w:t>Test Duration Details:</w:t>
             </w:r>
@@ -106,14 +100,12 @@
               <w:rPr>
                 <w:rFonts w:ascii="Times New Roman" w:hAnsi="Times New Roman"/>
                 <w:b/>
-                <w:sz w:val="16"/>
-              </w:rPr>
-            </w:pPr>
-            <w:r>
-              <w:rPr>
-                <w:rFonts w:ascii="Times New Roman" w:hAnsi="Times New Roman"/>
-                <w:b/>
-                <w:sz w:val="16"/>
+              </w:rPr>
+            </w:pPr>
+            <w:r>
+              <w:rPr>
+                <w:rFonts w:ascii="Times New Roman" w:hAnsi="Times New Roman"/>
+                <w:b/>
               </w:rPr>
               <w:t xml:space="preserve">Start </w:t>
             </w:r>
@@ -122,7 +114,6 @@
               <w:rPr>
                 <w:rFonts w:ascii="Times New Roman" w:hAnsi="Times New Roman"/>
                 <w:b/>
-                <w:sz w:val="16"/>
               </w:rPr>
               <w:t>Date :</w:t>
             </w:r>
@@ -131,7 +122,6 @@
               <w:rPr>
                 <w:rFonts w:ascii="Times New Roman" w:hAnsi="Times New Roman"/>
                 <w:b/>
-                <w:sz w:val="16"/>
               </w:rPr>
               <w:t xml:space="preserve">                                                                                </w:t>
             </w:r>
@@ -152,7 +142,6 @@
               <w:rPr>
                 <w:rFonts w:ascii="Times New Roman" w:hAnsi="Times New Roman"/>
                 <w:b/>
-                <w:sz w:val="16"/>
               </w:rPr>
             </w:pPr>
           </w:p>
@@ -174,14 +163,12 @@
               <w:rPr>
                 <w:rFonts w:ascii="Times New Roman" w:hAnsi="Times New Roman"/>
                 <w:b/>
-                <w:sz w:val="16"/>
-              </w:rPr>
-            </w:pPr>
-            <w:r>
-              <w:rPr>
-                <w:rFonts w:ascii="Times New Roman" w:hAnsi="Times New Roman"/>
-                <w:b/>
-                <w:sz w:val="16"/>
+              </w:rPr>
+            </w:pPr>
+            <w:r>
+              <w:rPr>
+                <w:rFonts w:ascii="Times New Roman" w:hAnsi="Times New Roman"/>
+                <w:b/>
               </w:rPr>
               <w:t>End Date:</w:t>
             </w:r>
@@ -202,16 +189,12 @@
               <w:rPr>
                 <w:rFonts w:ascii="Times New Roman" w:hAnsi="Times New Roman"/>
                 <w:b/>
-                <w:sz w:val="16"/>
               </w:rPr>
             </w:pPr>
           </w:p>
         </w:tc>
       </w:tr>
       <w:tr>
-        <w:trPr>
-          <w:trHeight w:val="309"/>
-        </w:trPr>
         <w:tc>
           <w:tcPr>
             <w:tcW w:w="2326" w:type="dxa"/>
@@ -230,7 +213,6 @@
               <w:rPr>
                 <w:rFonts w:ascii="Times New Roman" w:hAnsi="Times New Roman"/>
                 <w:b/>
-                <w:sz w:val="16"/>
               </w:rPr>
             </w:pPr>
           </w:p>
@@ -252,14 +234,12 @@
               <w:rPr>
                 <w:rFonts w:ascii="Times New Roman" w:hAnsi="Times New Roman"/>
                 <w:b/>
-                <w:sz w:val="16"/>
-              </w:rPr>
-            </w:pPr>
-            <w:r>
-              <w:rPr>
-                <w:rFonts w:ascii="Times New Roman" w:hAnsi="Times New Roman"/>
-                <w:b/>
-                <w:sz w:val="16"/>
+              </w:rPr>
+            </w:pPr>
+            <w:r>
+              <w:rPr>
+                <w:rFonts w:ascii="Times New Roman" w:hAnsi="Times New Roman"/>
+                <w:b/>
               </w:rPr>
               <w:t xml:space="preserve">Total Screenshots   </w:t>
             </w:r>
@@ -268,7 +248,6 @@
               <w:rPr>
                 <w:rFonts w:ascii="Times New Roman" w:hAnsi="Times New Roman"/>
                 <w:b/>
-                <w:sz w:val="16"/>
               </w:rPr>
               <w:t xml:space="preserve">  :</w:t>
             </w:r>
@@ -290,7 +269,6 @@
               <w:rPr>
                 <w:rFonts w:ascii="Times New Roman" w:hAnsi="Times New Roman"/>
                 <w:b/>
-                <w:sz w:val="16"/>
               </w:rPr>
             </w:pPr>
           </w:p>
@@ -312,14 +290,12 @@
               <w:rPr>
                 <w:rFonts w:ascii="Times New Roman" w:hAnsi="Times New Roman"/>
                 <w:b/>
-                <w:sz w:val="16"/>
-              </w:rPr>
-            </w:pPr>
-            <w:r>
-              <w:rPr>
-                <w:rFonts w:ascii="Times New Roman" w:hAnsi="Times New Roman"/>
-                <w:b/>
-                <w:sz w:val="16"/>
+              </w:rPr>
+            </w:pPr>
+            <w:r>
+              <w:rPr>
+                <w:rFonts w:ascii="Times New Roman" w:hAnsi="Times New Roman"/>
+                <w:b/>
               </w:rPr>
               <w:t>No. of Testers:</w:t>
             </w:r>
@@ -340,16 +316,12 @@
               <w:rPr>
                 <w:rFonts w:ascii="Times New Roman" w:hAnsi="Times New Roman"/>
                 <w:b/>
-                <w:sz w:val="16"/>
               </w:rPr>
             </w:pPr>
           </w:p>
         </w:tc>
       </w:tr>
       <w:tr>
-        <w:trPr>
-          <w:trHeight w:val="159"/>
-        </w:trPr>
         <w:tc>
           <w:tcPr>
             <w:tcW w:w="13892" w:type="dxa"/>
@@ -368,14 +340,12 @@
               <w:rPr>
                 <w:rFonts w:ascii="Times New Roman" w:hAnsi="Times New Roman"/>
                 <w:b/>
-                <w:sz w:val="16"/>
-              </w:rPr>
-            </w:pPr>
-            <w:r>
-              <w:rPr>
-                <w:rFonts w:ascii="Times New Roman" w:hAnsi="Times New Roman"/>
-                <w:b/>
-                <w:sz w:val="16"/>
+              </w:rPr>
+            </w:pPr>
+            <w:r>
+              <w:rPr>
+                <w:rFonts w:ascii="Times New Roman" w:hAnsi="Times New Roman"/>
+                <w:b/>
               </w:rPr>
               <w:t>Remarks:</w:t>
             </w:r>
@@ -399,20 +369,24 @@
               <w:rPr>
                 <w:rFonts w:ascii="Times New Roman" w:hAnsi="Times New Roman"/>
                 <w:b/>
-                <w:sz w:val="16"/>
-              </w:rPr>
-            </w:pPr>
-          </w:p>
-          <w:p>
-            <w:pPr>
-              <w:rPr>
-                <w:rFonts w:ascii="Times New Roman" w:hAnsi="Times New Roman"/>
-                <w:b/>
-                <w:sz w:val="16"/>
-              </w:rPr>
-            </w:pPr>
-            <w:bookmarkStart w:id="0" w:name="_GoBack"/>
-            <w:bookmarkEnd w:id="0"/>
+              </w:rPr>
+            </w:pPr>
+          </w:p>
+          <w:p>
+            <w:pPr>
+              <w:rPr>
+                <w:rFonts w:ascii="Times New Roman" w:hAnsi="Times New Roman"/>
+                <w:b/>
+              </w:rPr>
+            </w:pPr>
+          </w:p>
+          <w:p>
+            <w:pPr>
+              <w:rPr>
+                <w:rFonts w:ascii="Times New Roman" w:hAnsi="Times New Roman"/>
+                <w:b/>
+              </w:rPr>
+            </w:pPr>
           </w:p>
         </w:tc>
       </w:tr>
@@ -472,13 +446,11 @@
               <w:ind w:left="360"/>
               <w:rPr>
                 <w:rFonts w:ascii="Times New Roman" w:hAnsi="Times New Roman"/>
-                <w:sz w:val="18"/>
-              </w:rPr>
-            </w:pPr>
-            <w:r>
-              <w:rPr>
-                <w:rFonts w:ascii="Times New Roman" w:hAnsi="Times New Roman"/>
-                <w:sz w:val="18"/>
+              </w:rPr>
+            </w:pPr>
+            <w:r>
+              <w:rPr>
+                <w:rFonts w:ascii="Times New Roman" w:hAnsi="Times New Roman"/>
               </w:rPr>
               <w:br w:type="page"/>
             </w:r>
@@ -486,7 +458,6 @@
               <w:rPr>
                 <w:rFonts w:ascii="Times New Roman" w:hAnsi="Times New Roman"/>
                 <w:b/>
-                <w:sz w:val="18"/>
               </w:rPr>
               <w:t>Executed by</w:t>
             </w:r>
@@ -509,7 +480,6 @@
               <w:ind w:left="360"/>
               <w:rPr>
                 <w:rFonts w:ascii="Times New Roman" w:hAnsi="Times New Roman"/>
-                <w:sz w:val="18"/>
               </w:rPr>
             </w:pPr>
           </w:p>
@@ -531,7 +501,6 @@
               <w:ind w:left="360"/>
               <w:rPr>
                 <w:rFonts w:ascii="Times New Roman" w:hAnsi="Times New Roman"/>
-                <w:sz w:val="18"/>
               </w:rPr>
             </w:pPr>
           </w:p>
@@ -553,7 +522,6 @@
               <w:ind w:left="360"/>
               <w:rPr>
                 <w:rFonts w:ascii="Times New Roman" w:hAnsi="Times New Roman"/>
-                <w:sz w:val="18"/>
               </w:rPr>
             </w:pPr>
           </w:p>
@@ -575,7 +543,6 @@
               <w:ind w:left="360"/>
               <w:rPr>
                 <w:rFonts w:ascii="Times New Roman" w:hAnsi="Times New Roman"/>
-                <w:sz w:val="18"/>
               </w:rPr>
             </w:pPr>
           </w:p>
@@ -604,7 +571,6 @@
               <w:ind w:left="360"/>
               <w:rPr>
                 <w:rFonts w:ascii="Times New Roman" w:hAnsi="Times New Roman"/>
-                <w:sz w:val="18"/>
               </w:rPr>
             </w:pPr>
           </w:p>
@@ -629,14 +595,12 @@
               <w:rPr>
                 <w:rFonts w:ascii="Times New Roman" w:hAnsi="Times New Roman"/>
                 <w:b/>
-                <w:sz w:val="18"/>
-              </w:rPr>
-            </w:pPr>
-            <w:r>
-              <w:rPr>
-                <w:rFonts w:ascii="Times New Roman" w:hAnsi="Times New Roman"/>
-                <w:b/>
-                <w:sz w:val="18"/>
+              </w:rPr>
+            </w:pPr>
+            <w:r>
+              <w:rPr>
+                <w:rFonts w:ascii="Times New Roman" w:hAnsi="Times New Roman"/>
+                <w:b/>
               </w:rPr>
               <w:t>Name</w:t>
             </w:r>
@@ -662,14 +626,12 @@
               <w:rPr>
                 <w:rFonts w:ascii="Times New Roman" w:hAnsi="Times New Roman"/>
                 <w:b/>
-                <w:sz w:val="18"/>
-              </w:rPr>
-            </w:pPr>
-            <w:r>
-              <w:rPr>
-                <w:rFonts w:ascii="Times New Roman" w:hAnsi="Times New Roman"/>
-                <w:b/>
-                <w:sz w:val="18"/>
+              </w:rPr>
+            </w:pPr>
+            <w:r>
+              <w:rPr>
+                <w:rFonts w:ascii="Times New Roman" w:hAnsi="Times New Roman"/>
+                <w:b/>
               </w:rPr>
               <w:t>Title, Department</w:t>
             </w:r>
@@ -695,14 +657,12 @@
               <w:rPr>
                 <w:rFonts w:ascii="Times New Roman" w:hAnsi="Times New Roman"/>
                 <w:b/>
-                <w:sz w:val="18"/>
-              </w:rPr>
-            </w:pPr>
-            <w:r>
-              <w:rPr>
-                <w:rFonts w:ascii="Times New Roman" w:hAnsi="Times New Roman"/>
-                <w:b/>
-                <w:sz w:val="18"/>
+              </w:rPr>
+            </w:pPr>
+            <w:r>
+              <w:rPr>
+                <w:rFonts w:ascii="Times New Roman" w:hAnsi="Times New Roman"/>
+                <w:b/>
               </w:rPr>
               <w:t>Signature</w:t>
             </w:r>
@@ -728,14 +688,12 @@
               <w:rPr>
                 <w:rFonts w:ascii="Times New Roman" w:hAnsi="Times New Roman"/>
                 <w:b/>
-                <w:sz w:val="18"/>
-              </w:rPr>
-            </w:pPr>
-            <w:r>
-              <w:rPr>
-                <w:rFonts w:ascii="Times New Roman" w:hAnsi="Times New Roman"/>
-                <w:b/>
-                <w:sz w:val="18"/>
+              </w:rPr>
+            </w:pPr>
+            <w:r>
+              <w:rPr>
+                <w:rFonts w:ascii="Times New Roman" w:hAnsi="Times New Roman"/>
+                <w:b/>
               </w:rPr>
               <w:t>Date</w:t>
             </w:r>
@@ -795,14 +753,12 @@
               <w:ind w:left="360"/>
               <w:rPr>
                 <w:rFonts w:ascii="Times New Roman" w:hAnsi="Times New Roman"/>
-                <w:sz w:val="18"/>
-              </w:rPr>
-            </w:pPr>
-            <w:r>
-              <w:rPr>
-                <w:rFonts w:ascii="Times New Roman" w:hAnsi="Times New Roman"/>
-                <w:b/>
-                <w:sz w:val="18"/>
+              </w:rPr>
+            </w:pPr>
+            <w:r>
+              <w:rPr>
+                <w:rFonts w:ascii="Times New Roman" w:hAnsi="Times New Roman"/>
+                <w:b/>
               </w:rPr>
               <w:br/>
               <w:t>Reviewed By</w:t>
@@ -825,7 +781,6 @@
               <w:ind w:left="360"/>
               <w:rPr>
                 <w:rFonts w:ascii="Times New Roman" w:hAnsi="Times New Roman"/>
-                <w:sz w:val="18"/>
               </w:rPr>
             </w:pPr>
           </w:p>
@@ -846,7 +801,6 @@
               <w:ind w:left="360"/>
               <w:rPr>
                 <w:rFonts w:ascii="Times New Roman" w:hAnsi="Times New Roman"/>
-                <w:sz w:val="18"/>
               </w:rPr>
             </w:pPr>
           </w:p>
@@ -867,7 +821,6 @@
               <w:ind w:left="360"/>
               <w:rPr>
                 <w:rFonts w:ascii="Times New Roman" w:hAnsi="Times New Roman"/>
-                <w:sz w:val="18"/>
               </w:rPr>
             </w:pPr>
           </w:p>
@@ -888,7 +841,6 @@
               <w:ind w:left="360"/>
               <w:rPr>
                 <w:rFonts w:ascii="Times New Roman" w:hAnsi="Times New Roman"/>
-                <w:sz w:val="18"/>
               </w:rPr>
             </w:pPr>
           </w:p>
@@ -917,7 +869,6 @@
               <w:ind w:left="360"/>
               <w:rPr>
                 <w:rFonts w:ascii="Times New Roman" w:hAnsi="Times New Roman"/>
-                <w:sz w:val="18"/>
               </w:rPr>
             </w:pPr>
           </w:p>
@@ -941,14 +892,12 @@
               <w:rPr>
                 <w:rFonts w:ascii="Times New Roman" w:hAnsi="Times New Roman"/>
                 <w:b/>
-                <w:sz w:val="18"/>
-              </w:rPr>
-            </w:pPr>
-            <w:r>
-              <w:rPr>
-                <w:rFonts w:ascii="Times New Roman" w:hAnsi="Times New Roman"/>
-                <w:b/>
-                <w:sz w:val="18"/>
+              </w:rPr>
+            </w:pPr>
+            <w:r>
+              <w:rPr>
+                <w:rFonts w:ascii="Times New Roman" w:hAnsi="Times New Roman"/>
+                <w:b/>
               </w:rPr>
               <w:t>Name</w:t>
             </w:r>
@@ -973,14 +922,12 @@
               <w:rPr>
                 <w:rFonts w:ascii="Times New Roman" w:hAnsi="Times New Roman"/>
                 <w:b/>
-                <w:sz w:val="18"/>
-              </w:rPr>
-            </w:pPr>
-            <w:r>
-              <w:rPr>
-                <w:rFonts w:ascii="Times New Roman" w:hAnsi="Times New Roman"/>
-                <w:b/>
-                <w:sz w:val="18"/>
+              </w:rPr>
+            </w:pPr>
+            <w:r>
+              <w:rPr>
+                <w:rFonts w:ascii="Times New Roman" w:hAnsi="Times New Roman"/>
+                <w:b/>
               </w:rPr>
               <w:t>Title, Department</w:t>
             </w:r>
@@ -1005,14 +952,12 @@
               <w:rPr>
                 <w:rFonts w:ascii="Times New Roman" w:hAnsi="Times New Roman"/>
                 <w:b/>
-                <w:sz w:val="18"/>
-              </w:rPr>
-            </w:pPr>
-            <w:r>
-              <w:rPr>
-                <w:rFonts w:ascii="Times New Roman" w:hAnsi="Times New Roman"/>
-                <w:b/>
-                <w:sz w:val="18"/>
+              </w:rPr>
+            </w:pPr>
+            <w:r>
+              <w:rPr>
+                <w:rFonts w:ascii="Times New Roman" w:hAnsi="Times New Roman"/>
+                <w:b/>
               </w:rPr>
               <w:t>Signature</w:t>
             </w:r>
@@ -1037,14 +982,12 @@
               <w:rPr>
                 <w:rFonts w:ascii="Times New Roman" w:hAnsi="Times New Roman"/>
                 <w:b/>
-                <w:sz w:val="18"/>
-              </w:rPr>
-            </w:pPr>
-            <w:r>
-              <w:rPr>
-                <w:rFonts w:ascii="Times New Roman" w:hAnsi="Times New Roman"/>
-                <w:b/>
-                <w:sz w:val="18"/>
+              </w:rPr>
+            </w:pPr>
+            <w:r>
+              <w:rPr>
+                <w:rFonts w:ascii="Times New Roman" w:hAnsi="Times New Roman"/>
+                <w:b/>
               </w:rPr>
               <w:t>Date</w:t>
             </w:r>
@@ -1103,14 +1046,12 @@
               <w:ind w:left="360"/>
               <w:rPr>
                 <w:rFonts w:ascii="Times New Roman" w:hAnsi="Times New Roman"/>
-                <w:sz w:val="18"/>
-              </w:rPr>
-            </w:pPr>
-            <w:r>
-              <w:rPr>
-                <w:rFonts w:ascii="Times New Roman" w:hAnsi="Times New Roman"/>
-                <w:b/>
-                <w:sz w:val="18"/>
+              </w:rPr>
+            </w:pPr>
+            <w:r>
+              <w:rPr>
+                <w:rFonts w:ascii="Times New Roman" w:hAnsi="Times New Roman"/>
+                <w:b/>
               </w:rPr>
               <w:br/>
               <w:t>Reviewed By</w:t>
@@ -1133,7 +1074,6 @@
               <w:ind w:left="360"/>
               <w:rPr>
                 <w:rFonts w:ascii="Times New Roman" w:hAnsi="Times New Roman"/>
-                <w:sz w:val="18"/>
               </w:rPr>
             </w:pPr>
           </w:p>
@@ -1154,7 +1094,6 @@
               <w:ind w:left="360"/>
               <w:rPr>
                 <w:rFonts w:ascii="Times New Roman" w:hAnsi="Times New Roman"/>
-                <w:sz w:val="18"/>
               </w:rPr>
             </w:pPr>
           </w:p>
@@ -1175,7 +1114,6 @@
               <w:ind w:left="360"/>
               <w:rPr>
                 <w:rFonts w:ascii="Times New Roman" w:hAnsi="Times New Roman"/>
-                <w:sz w:val="18"/>
               </w:rPr>
             </w:pPr>
           </w:p>
@@ -1196,7 +1134,6 @@
               <w:ind w:left="360"/>
               <w:rPr>
                 <w:rFonts w:ascii="Times New Roman" w:hAnsi="Times New Roman"/>
-                <w:sz w:val="18"/>
               </w:rPr>
             </w:pPr>
           </w:p>
@@ -1225,7 +1162,6 @@
               <w:ind w:left="360"/>
               <w:rPr>
                 <w:rFonts w:ascii="Times New Roman" w:hAnsi="Times New Roman"/>
-                <w:sz w:val="18"/>
               </w:rPr>
             </w:pPr>
           </w:p>
@@ -1249,14 +1185,12 @@
               <w:rPr>
                 <w:rFonts w:ascii="Times New Roman" w:hAnsi="Times New Roman"/>
                 <w:b/>
-                <w:sz w:val="18"/>
-              </w:rPr>
-            </w:pPr>
-            <w:r>
-              <w:rPr>
-                <w:rFonts w:ascii="Times New Roman" w:hAnsi="Times New Roman"/>
-                <w:b/>
-                <w:sz w:val="18"/>
+              </w:rPr>
+            </w:pPr>
+            <w:r>
+              <w:rPr>
+                <w:rFonts w:ascii="Times New Roman" w:hAnsi="Times New Roman"/>
+                <w:b/>
               </w:rPr>
               <w:t>Name</w:t>
             </w:r>
@@ -1281,14 +1215,12 @@
               <w:rPr>
                 <w:rFonts w:ascii="Times New Roman" w:hAnsi="Times New Roman"/>
                 <w:b/>
-                <w:sz w:val="18"/>
-              </w:rPr>
-            </w:pPr>
-            <w:r>
-              <w:rPr>
-                <w:rFonts w:ascii="Times New Roman" w:hAnsi="Times New Roman"/>
-                <w:b/>
-                <w:sz w:val="18"/>
+              </w:rPr>
+            </w:pPr>
+            <w:r>
+              <w:rPr>
+                <w:rFonts w:ascii="Times New Roman" w:hAnsi="Times New Roman"/>
+                <w:b/>
               </w:rPr>
               <w:t>Title, Department</w:t>
             </w:r>
@@ -1313,14 +1245,12 @@
               <w:rPr>
                 <w:rFonts w:ascii="Times New Roman" w:hAnsi="Times New Roman"/>
                 <w:b/>
-                <w:sz w:val="18"/>
-              </w:rPr>
-            </w:pPr>
-            <w:r>
-              <w:rPr>
-                <w:rFonts w:ascii="Times New Roman" w:hAnsi="Times New Roman"/>
-                <w:b/>
-                <w:sz w:val="18"/>
+              </w:rPr>
+            </w:pPr>
+            <w:r>
+              <w:rPr>
+                <w:rFonts w:ascii="Times New Roman" w:hAnsi="Times New Roman"/>
+                <w:b/>
               </w:rPr>
               <w:t>Signature</w:t>
             </w:r>
@@ -1345,322 +1275,12 @@
               <w:rPr>
                 <w:rFonts w:ascii="Times New Roman" w:hAnsi="Times New Roman"/>
                 <w:b/>
-                <w:sz w:val="18"/>
-              </w:rPr>
-            </w:pPr>
-            <w:r>
-              <w:rPr>
-                <w:rFonts w:ascii="Times New Roman" w:hAnsi="Times New Roman"/>
-                <w:b/>
-                <w:sz w:val="18"/>
-              </w:rPr>
-              <w:t>Date</w:t>
-            </w:r>
-          </w:p>
-        </w:tc>
-      </w:tr>
-    </w:tbl>
-    <w:p>
-      <w:pPr>
-        <w:rPr>
-          <w:rFonts w:ascii="Times New Roman" w:hAnsi="Times New Roman"/>
-        </w:rPr>
-      </w:pPr>
-    </w:p>
-    <w:tbl>
-      <w:tblPr>
-        <w:tblW w:w="5370" w:type="pct"/>
-        <w:tblInd w:w="-5" w:type="dxa"/>
-        <w:tblBorders>
-          <w:top w:val="single" w:sz="4" w:space="0" w:color="auto"/>
-          <w:left w:val="single" w:sz="4" w:space="0" w:color="auto"/>
-          <w:bottom w:val="single" w:sz="4" w:space="0" w:color="auto"/>
-          <w:right w:val="single" w:sz="4" w:space="0" w:color="auto"/>
-          <w:insideH w:val="single" w:sz="4" w:space="0" w:color="auto"/>
-          <w:insideV w:val="single" w:sz="4" w:space="0" w:color="auto"/>
-        </w:tblBorders>
-        <w:tblLook w:val="01E0" w:firstRow="1" w:lastRow="1" w:firstColumn="1" w:lastColumn="1" w:noHBand="0" w:noVBand="0"/>
-      </w:tblPr>
-      <w:tblGrid>
-        <w:gridCol w:w="2456"/>
-        <w:gridCol w:w="2932"/>
-        <w:gridCol w:w="3177"/>
-        <w:gridCol w:w="2876"/>
-        <w:gridCol w:w="2467"/>
-      </w:tblGrid>
-      <w:tr>
-        <w:trPr>
-          <w:trHeight w:val="390"/>
-        </w:trPr>
-        <w:tc>
-          <w:tcPr>
-            <w:tcW w:w="883" w:type="pct"/>
-            <w:vMerge w:val="restart"/>
-            <w:tcBorders>
-              <w:top w:val="single" w:sz="4" w:space="0" w:color="auto"/>
-              <w:left w:val="single" w:sz="4" w:space="0" w:color="auto"/>
-              <w:bottom w:val="single" w:sz="4" w:space="0" w:color="auto"/>
-              <w:right w:val="single" w:sz="4" w:space="0" w:color="auto"/>
-            </w:tcBorders>
-            <w:shd w:val="clear" w:color="auto" w:fill="D9D9D9"/>
-            <w:hideMark/>
-          </w:tcPr>
-          <w:p>
-            <w:pPr>
-              <w:spacing w:before="60" w:after="60"/>
-              <w:ind w:left="360"/>
-              <w:rPr>
-                <w:rFonts w:ascii="Times New Roman" w:hAnsi="Times New Roman"/>
-                <w:sz w:val="18"/>
-              </w:rPr>
-            </w:pPr>
-            <w:r>
-              <w:rPr>
-                <w:rFonts w:ascii="Times New Roman" w:hAnsi="Times New Roman"/>
-                <w:b/>
-                <w:sz w:val="18"/>
-              </w:rPr>
-              <w:br/>
-              <w:t>Reviewed By</w:t>
-            </w:r>
-          </w:p>
-        </w:tc>
-        <w:tc>
-          <w:tcPr>
-            <w:tcW w:w="1054" w:type="pct"/>
-            <w:tcBorders>
-              <w:top w:val="single" w:sz="4" w:space="0" w:color="auto"/>
-              <w:left w:val="single" w:sz="4" w:space="0" w:color="auto"/>
-              <w:bottom w:val="single" w:sz="4" w:space="0" w:color="auto"/>
-              <w:right w:val="single" w:sz="4" w:space="0" w:color="auto"/>
-            </w:tcBorders>
-          </w:tcPr>
-          <w:p>
-            <w:pPr>
-              <w:spacing w:before="60" w:after="60"/>
-              <w:ind w:left="360"/>
-              <w:rPr>
-                <w:rFonts w:ascii="Times New Roman" w:hAnsi="Times New Roman"/>
-                <w:sz w:val="18"/>
-              </w:rPr>
-            </w:pPr>
-          </w:p>
-        </w:tc>
-        <w:tc>
-          <w:tcPr>
-            <w:tcW w:w="1142" w:type="pct"/>
-            <w:tcBorders>
-              <w:top w:val="single" w:sz="4" w:space="0" w:color="auto"/>
-              <w:left w:val="single" w:sz="4" w:space="0" w:color="auto"/>
-              <w:bottom w:val="single" w:sz="4" w:space="0" w:color="auto"/>
-              <w:right w:val="single" w:sz="4" w:space="0" w:color="auto"/>
-            </w:tcBorders>
-          </w:tcPr>
-          <w:p>
-            <w:pPr>
-              <w:spacing w:before="60" w:after="60"/>
-              <w:ind w:left="360"/>
-              <w:rPr>
-                <w:rFonts w:ascii="Times New Roman" w:hAnsi="Times New Roman"/>
-                <w:sz w:val="18"/>
-              </w:rPr>
-            </w:pPr>
-          </w:p>
-        </w:tc>
-        <w:tc>
-          <w:tcPr>
-            <w:tcW w:w="1034" w:type="pct"/>
-            <w:tcBorders>
-              <w:top w:val="single" w:sz="4" w:space="0" w:color="auto"/>
-              <w:left w:val="single" w:sz="4" w:space="0" w:color="auto"/>
-              <w:bottom w:val="single" w:sz="4" w:space="0" w:color="auto"/>
-              <w:right w:val="single" w:sz="4" w:space="0" w:color="auto"/>
-            </w:tcBorders>
-          </w:tcPr>
-          <w:p>
-            <w:pPr>
-              <w:spacing w:before="60" w:after="60"/>
-              <w:ind w:left="360"/>
-              <w:rPr>
-                <w:rFonts w:ascii="Times New Roman" w:hAnsi="Times New Roman"/>
-                <w:sz w:val="18"/>
-              </w:rPr>
-            </w:pPr>
-          </w:p>
-        </w:tc>
-        <w:tc>
-          <w:tcPr>
-            <w:tcW w:w="887" w:type="pct"/>
-            <w:tcBorders>
-              <w:top w:val="single" w:sz="4" w:space="0" w:color="auto"/>
-              <w:left w:val="single" w:sz="4" w:space="0" w:color="auto"/>
-              <w:bottom w:val="single" w:sz="4" w:space="0" w:color="auto"/>
-              <w:right w:val="single" w:sz="4" w:space="0" w:color="auto"/>
-            </w:tcBorders>
-          </w:tcPr>
-          <w:p>
-            <w:pPr>
-              <w:spacing w:before="60" w:after="60"/>
-              <w:ind w:left="360"/>
-              <w:rPr>
-                <w:rFonts w:ascii="Times New Roman" w:hAnsi="Times New Roman"/>
-                <w:sz w:val="18"/>
-              </w:rPr>
-            </w:pPr>
-          </w:p>
-        </w:tc>
-      </w:tr>
-      <w:tr>
-        <w:trPr>
-          <w:trHeight w:val="144"/>
-        </w:trPr>
-        <w:tc>
-          <w:tcPr>
-            <w:tcW w:w="883" w:type="pct"/>
-            <w:vMerge/>
-            <w:tcBorders>
-              <w:top w:val="single" w:sz="4" w:space="0" w:color="auto"/>
-              <w:left w:val="single" w:sz="4" w:space="0" w:color="auto"/>
-              <w:bottom w:val="single" w:sz="4" w:space="0" w:color="auto"/>
-              <w:right w:val="single" w:sz="4" w:space="0" w:color="auto"/>
-            </w:tcBorders>
-            <w:vAlign w:val="center"/>
-            <w:hideMark/>
-          </w:tcPr>
-          <w:p>
-            <w:pPr>
-              <w:spacing w:after="0"/>
-              <w:ind w:left="360"/>
-              <w:rPr>
-                <w:rFonts w:ascii="Times New Roman" w:hAnsi="Times New Roman"/>
-                <w:sz w:val="18"/>
-              </w:rPr>
-            </w:pPr>
-          </w:p>
-        </w:tc>
-        <w:tc>
-          <w:tcPr>
-            <w:tcW w:w="1054" w:type="pct"/>
-            <w:tcBorders>
-              <w:top w:val="single" w:sz="4" w:space="0" w:color="auto"/>
-              <w:left w:val="single" w:sz="4" w:space="0" w:color="auto"/>
-              <w:bottom w:val="single" w:sz="4" w:space="0" w:color="auto"/>
-              <w:right w:val="single" w:sz="4" w:space="0" w:color="auto"/>
-            </w:tcBorders>
-            <w:shd w:val="clear" w:color="auto" w:fill="D9D9D9"/>
-            <w:hideMark/>
-          </w:tcPr>
-          <w:p>
-            <w:pPr>
-              <w:spacing w:before="60" w:after="60"/>
-              <w:ind w:left="360"/>
-              <w:rPr>
-                <w:rFonts w:ascii="Times New Roman" w:hAnsi="Times New Roman"/>
-                <w:b/>
-                <w:sz w:val="18"/>
-              </w:rPr>
-            </w:pPr>
-            <w:r>
-              <w:rPr>
-                <w:rFonts w:ascii="Times New Roman" w:hAnsi="Times New Roman"/>
-                <w:b/>
-                <w:sz w:val="18"/>
-              </w:rPr>
-              <w:t>Name</w:t>
-            </w:r>
-          </w:p>
-        </w:tc>
-        <w:tc>
-          <w:tcPr>
-            <w:tcW w:w="1142" w:type="pct"/>
-            <w:tcBorders>
-              <w:top w:val="single" w:sz="4" w:space="0" w:color="auto"/>
-              <w:left w:val="single" w:sz="4" w:space="0" w:color="auto"/>
-              <w:bottom w:val="single" w:sz="4" w:space="0" w:color="auto"/>
-              <w:right w:val="single" w:sz="4" w:space="0" w:color="auto"/>
-            </w:tcBorders>
-            <w:shd w:val="clear" w:color="auto" w:fill="D9D9D9"/>
-            <w:hideMark/>
-          </w:tcPr>
-          <w:p>
-            <w:pPr>
-              <w:spacing w:before="60" w:after="60"/>
-              <w:ind w:left="360"/>
-              <w:rPr>
-                <w:rFonts w:ascii="Times New Roman" w:hAnsi="Times New Roman"/>
-                <w:b/>
-                <w:sz w:val="18"/>
-              </w:rPr>
-            </w:pPr>
-            <w:r>
-              <w:rPr>
-                <w:rFonts w:ascii="Times New Roman" w:hAnsi="Times New Roman"/>
-                <w:b/>
-                <w:sz w:val="18"/>
-              </w:rPr>
-              <w:t>Title, Department</w:t>
-            </w:r>
-          </w:p>
-        </w:tc>
-        <w:tc>
-          <w:tcPr>
-            <w:tcW w:w="1034" w:type="pct"/>
-            <w:tcBorders>
-              <w:top w:val="single" w:sz="4" w:space="0" w:color="auto"/>
-              <w:left w:val="single" w:sz="4" w:space="0" w:color="auto"/>
-              <w:bottom w:val="single" w:sz="4" w:space="0" w:color="auto"/>
-              <w:right w:val="single" w:sz="4" w:space="0" w:color="auto"/>
-            </w:tcBorders>
-            <w:shd w:val="clear" w:color="auto" w:fill="D9D9D9"/>
-            <w:hideMark/>
-          </w:tcPr>
-          <w:p>
-            <w:pPr>
-              <w:spacing w:before="60" w:after="60"/>
-              <w:ind w:left="360"/>
-              <w:rPr>
-                <w:rFonts w:ascii="Times New Roman" w:hAnsi="Times New Roman"/>
-                <w:b/>
-                <w:sz w:val="18"/>
-              </w:rPr>
-            </w:pPr>
-            <w:r>
-              <w:rPr>
-                <w:rFonts w:ascii="Times New Roman" w:hAnsi="Times New Roman"/>
-                <w:b/>
-                <w:sz w:val="18"/>
-              </w:rPr>
-              <w:t>Signature</w:t>
-            </w:r>
-          </w:p>
-        </w:tc>
-        <w:tc>
-          <w:tcPr>
-            <w:tcW w:w="887" w:type="pct"/>
-            <w:tcBorders>
-              <w:top w:val="single" w:sz="4" w:space="0" w:color="auto"/>
-              <w:left w:val="single" w:sz="4" w:space="0" w:color="auto"/>
-              <w:bottom w:val="single" w:sz="4" w:space="0" w:color="auto"/>
-              <w:right w:val="single" w:sz="4" w:space="0" w:color="auto"/>
-            </w:tcBorders>
-            <w:shd w:val="clear" w:color="auto" w:fill="D9D9D9"/>
-            <w:hideMark/>
-          </w:tcPr>
-          <w:p>
-            <w:pPr>
-              <w:spacing w:before="60" w:after="60"/>
-              <w:ind w:left="360"/>
-              <w:rPr>
-                <w:rFonts w:ascii="Times New Roman" w:hAnsi="Times New Roman"/>
-                <w:b/>
-                <w:sz w:val="18"/>
-              </w:rPr>
-            </w:pPr>
-            <w:r>
-              <w:rPr>
-                <w:rFonts w:ascii="Times New Roman" w:hAnsi="Times New Roman"/>
-                <w:b/>
-                <w:sz w:val="18"/>
+              </w:rPr>
+            </w:pPr>
+            <w:r>
+              <w:rPr>
+                <w:rFonts w:ascii="Times New Roman" w:hAnsi="Times New Roman"/>
+                <w:b/>
               </w:rPr>
               <w:t>Date</w:t>
             </w:r>
@@ -1719,14 +1339,12 @@
               <w:ind w:left="360"/>
               <w:rPr>
                 <w:rFonts w:ascii="Times New Roman" w:hAnsi="Times New Roman"/>
-                <w:sz w:val="18"/>
-              </w:rPr>
-            </w:pPr>
-            <w:r>
-              <w:rPr>
-                <w:rFonts w:ascii="Times New Roman" w:hAnsi="Times New Roman"/>
-                <w:b/>
-                <w:sz w:val="18"/>
+              </w:rPr>
+            </w:pPr>
+            <w:r>
+              <w:rPr>
+                <w:rFonts w:ascii="Times New Roman" w:hAnsi="Times New Roman"/>
+                <w:b/>
               </w:rPr>
               <w:br/>
               <w:t>Approved By</w:t>
@@ -1749,7 +1367,6 @@
               <w:ind w:left="360"/>
               <w:rPr>
                 <w:rFonts w:ascii="Times New Roman" w:hAnsi="Times New Roman"/>
-                <w:sz w:val="18"/>
               </w:rPr>
             </w:pPr>
           </w:p>
@@ -1770,7 +1387,6 @@
               <w:ind w:left="360"/>
               <w:rPr>
                 <w:rFonts w:ascii="Times New Roman" w:hAnsi="Times New Roman"/>
-                <w:sz w:val="18"/>
               </w:rPr>
             </w:pPr>
           </w:p>
@@ -1791,7 +1407,6 @@
               <w:ind w:left="360"/>
               <w:rPr>
                 <w:rFonts w:ascii="Times New Roman" w:hAnsi="Times New Roman"/>
-                <w:sz w:val="18"/>
               </w:rPr>
             </w:pPr>
           </w:p>
@@ -1812,7 +1427,6 @@
               <w:ind w:left="360"/>
               <w:rPr>
                 <w:rFonts w:ascii="Times New Roman" w:hAnsi="Times New Roman"/>
-                <w:sz w:val="18"/>
               </w:rPr>
             </w:pPr>
           </w:p>
@@ -1841,7 +1455,6 @@
               <w:ind w:left="360"/>
               <w:rPr>
                 <w:rFonts w:ascii="Times New Roman" w:hAnsi="Times New Roman"/>
-                <w:sz w:val="18"/>
               </w:rPr>
             </w:pPr>
           </w:p>
@@ -1865,14 +1478,12 @@
               <w:rPr>
                 <w:rFonts w:ascii="Times New Roman" w:hAnsi="Times New Roman"/>
                 <w:b/>
-                <w:sz w:val="18"/>
-              </w:rPr>
-            </w:pPr>
-            <w:r>
-              <w:rPr>
-                <w:rFonts w:ascii="Times New Roman" w:hAnsi="Times New Roman"/>
-                <w:b/>
-                <w:sz w:val="18"/>
+              </w:rPr>
+            </w:pPr>
+            <w:r>
+              <w:rPr>
+                <w:rFonts w:ascii="Times New Roman" w:hAnsi="Times New Roman"/>
+                <w:b/>
               </w:rPr>
               <w:t>Name</w:t>
             </w:r>
@@ -1897,14 +1508,12 @@
               <w:rPr>
                 <w:rFonts w:ascii="Times New Roman" w:hAnsi="Times New Roman"/>
                 <w:b/>
-                <w:sz w:val="18"/>
-              </w:rPr>
-            </w:pPr>
-            <w:r>
-              <w:rPr>
-                <w:rFonts w:ascii="Times New Roman" w:hAnsi="Times New Roman"/>
-                <w:b/>
-                <w:sz w:val="18"/>
+              </w:rPr>
+            </w:pPr>
+            <w:r>
+              <w:rPr>
+                <w:rFonts w:ascii="Times New Roman" w:hAnsi="Times New Roman"/>
+                <w:b/>
               </w:rPr>
               <w:t>Title, Department</w:t>
             </w:r>
@@ -1929,14 +1538,12 @@
               <w:rPr>
                 <w:rFonts w:ascii="Times New Roman" w:hAnsi="Times New Roman"/>
                 <w:b/>
-                <w:sz w:val="18"/>
-              </w:rPr>
-            </w:pPr>
-            <w:r>
-              <w:rPr>
-                <w:rFonts w:ascii="Times New Roman" w:hAnsi="Times New Roman"/>
-                <w:b/>
-                <w:sz w:val="18"/>
+              </w:rPr>
+            </w:pPr>
+            <w:r>
+              <w:rPr>
+                <w:rFonts w:ascii="Times New Roman" w:hAnsi="Times New Roman"/>
+                <w:b/>
               </w:rPr>
               <w:t>Signature</w:t>
             </w:r>
@@ -1961,14 +1568,12 @@
               <w:rPr>
                 <w:rFonts w:ascii="Times New Roman" w:hAnsi="Times New Roman"/>
                 <w:b/>
-                <w:sz w:val="18"/>
-              </w:rPr>
-            </w:pPr>
-            <w:r>
-              <w:rPr>
-                <w:rFonts w:ascii="Times New Roman" w:hAnsi="Times New Roman"/>
-                <w:b/>
-                <w:sz w:val="18"/>
+              </w:rPr>
+            </w:pPr>
+            <w:r>
+              <w:rPr>
+                <w:rFonts w:ascii="Times New Roman" w:hAnsi="Times New Roman"/>
+                <w:b/>
               </w:rPr>
               <w:t>Date</w:t>
             </w:r>
@@ -1978,8 +1583,12 @@
     </w:tbl>
     <w:p/>
     <w:sectPr>
-      <w:headerReference w:type="default" r:id="rId6"/>
-      <w:footerReference w:type="default" r:id="rId7"/>
+      <w:headerReference w:type="even" r:id="rId6"/>
+      <w:headerReference w:type="default" r:id="rId7"/>
+      <w:footerReference w:type="even" r:id="rId8"/>
+      <w:footerReference w:type="default" r:id="rId9"/>
+      <w:headerReference w:type="first" r:id="rId10"/>
+      <w:footerReference w:type="first" r:id="rId11"/>
       <w:pgSz w:w="15840" w:h="12240" w:orient="landscape"/>
       <w:pgMar w:top="1440" w:right="1440" w:bottom="1440" w:left="1440" w:header="720" w:footer="720" w:gutter="0"/>
       <w:cols w:space="720"/>
@@ -1990,7 +1599,7 @@
 </file>
 
 <file path=word/endnotes.xml><?xml version="1.0" encoding="utf-8"?>
-<w:endnotes xmlns:wpc="http://schemas.microsoft.com/office/word/2010/wordprocessingCanvas" xmlns:cx="http://schemas.microsoft.com/office/drawing/2014/chartex" xmlns:cx1="http://schemas.microsoft.com/office/drawing/2015/9/8/chartex" xmlns:cx2="http://schemas.microsoft.com/office/drawing/2015/10/21/chartex" xmlns:cx3="http://schemas.microsoft.com/office/drawing/2016/5/9/chartex" xmlns:cx4="http://schemas.microsoft.com/office/drawing/2016/5/10/chartex" xmlns:cx5="http://schemas.microsoft.com/office/drawing/2016/5/11/chartex" xmlns:cx6="http://schemas.microsoft.com/office/drawing/2016/5/12/chartex" xmlns:cx7="http://schemas.microsoft.com/office/drawing/2016/5/13/chartex" xmlns:cx8="http://schemas.microsoft.com/office/drawing/2016/5/14/chartex" xmlns:mc="http://schemas.openxmlformats.org/markup-compatibility/2006" xmlns:aink="http://schemas.microsoft.com/office/drawing/2016/ink" xmlns:am3d="http://schemas.microsoft.com/office/drawing/2017/model3d" xmlns:o="urn:schemas-microsoft-com:office:office" xmlns:r="http://schemas.openxmlformats.org/officeDocument/2006/relationships" xmlns:m="http://schemas.openxmlformats.org/officeDocument/2006/math" xmlns:v="urn:schemas-microsoft-com:vml" xmlns:wp14="http://schemas.microsoft.com/office/word/2010/wordprocessingDrawing" xmlns:wp="http://schemas.openxmlformats.org/drawingml/2006/wordprocessingDrawing" xmlns:w10="urn:schemas-microsoft-com:office:word" xmlns:w="http://schemas.openxmlformats.org/wordprocessingml/2006/main" xmlns:w14="http://schemas.microsoft.com/office/word/2010/wordml" xmlns:w15="http://schemas.microsoft.com/office/word/2012/wordml" xmlns:w16cid="http://schemas.microsoft.com/office/word/2016/wordml/cid" xmlns:w16se="http://schemas.microsoft.com/office/word/2015/wordml/symex" xmlns:wpg="http://schemas.microsoft.com/office/word/2010/wordprocessingGroup" xmlns:wpi="http://schemas.microsoft.com/office/word/2010/wordprocessingInk" xmlns:wne="http://schemas.microsoft.com/office/word/2006/wordml" xmlns:wps="http://schemas.microsoft.com/office/word/2010/wordprocessingShape" mc:Ignorable="w14 w15 w16se w16cid wp14">
+<w:endnotes xmlns:wpc="http://schemas.microsoft.com/office/word/2010/wordprocessingCanvas" xmlns:cx="http://schemas.microsoft.com/office/drawing/2014/chartex" xmlns:cx1="http://schemas.microsoft.com/office/drawing/2015/9/8/chartex" xmlns:cx2="http://schemas.microsoft.com/office/drawing/2015/10/21/chartex" xmlns:cx3="http://schemas.microsoft.com/office/drawing/2016/5/9/chartex" xmlns:cx4="http://schemas.microsoft.com/office/drawing/2016/5/10/chartex" xmlns:cx5="http://schemas.microsoft.com/office/drawing/2016/5/11/chartex" xmlns:cx6="http://schemas.microsoft.com/office/drawing/2016/5/12/chartex" xmlns:cx7="http://schemas.microsoft.com/office/drawing/2016/5/13/chartex" xmlns:cx8="http://schemas.microsoft.com/office/drawing/2016/5/14/chartex" xmlns:mc="http://schemas.openxmlformats.org/markup-compatibility/2006" xmlns:aink="http://schemas.microsoft.com/office/drawing/2016/ink" xmlns:am3d="http://schemas.microsoft.com/office/drawing/2017/model3d" xmlns:o="urn:schemas-microsoft-com:office:office" xmlns:oel="http://schemas.microsoft.com/office/2019/extlst" xmlns:r="http://schemas.openxmlformats.org/officeDocument/2006/relationships" xmlns:m="http://schemas.openxmlformats.org/officeDocument/2006/math" xmlns:v="urn:schemas-microsoft-com:vml" xmlns:wp14="http://schemas.microsoft.com/office/word/2010/wordprocessingDrawing" xmlns:wp="http://schemas.openxmlformats.org/drawingml/2006/wordprocessingDrawing" xmlns:w10="urn:schemas-microsoft-com:office:word" xmlns:w="http://schemas.openxmlformats.org/wordprocessingml/2006/main" xmlns:w14="http://schemas.microsoft.com/office/word/2010/wordml" xmlns:w15="http://schemas.microsoft.com/office/word/2012/wordml" xmlns:w16cex="http://schemas.microsoft.com/office/word/2018/wordml/cex" xmlns:w16cid="http://schemas.microsoft.com/office/word/2016/wordml/cid" xmlns:w16="http://schemas.microsoft.com/office/word/2018/wordml" xmlns:w16du="http://schemas.microsoft.com/office/word/2023/wordml/word16du" xmlns:w16sdtdh="http://schemas.microsoft.com/office/word/2020/wordml/sdtdatahash" xmlns:w16sdtfl="http://schemas.microsoft.com/office/word/2024/wordml/sdtformatlock" xmlns:w16se="http://schemas.microsoft.com/office/word/2015/wordml/symex" xmlns:wpg="http://schemas.microsoft.com/office/word/2010/wordprocessingGroup" xmlns:wpi="http://schemas.microsoft.com/office/word/2010/wordprocessingInk" xmlns:wne="http://schemas.microsoft.com/office/word/2006/wordml" xmlns:wps="http://schemas.microsoft.com/office/word/2010/wordprocessingShape" mc:Ignorable="w14 w15 w16se w16cid w16 w16cex w16sdtdh w16sdtfl w16du wp14">
   <w:endnote w:type="separator" w:id="-1">
     <w:p>
       <w:pPr>
@@ -2015,7 +1624,17 @@
 </file>
 
 <file path=word/footer1.xml><?xml version="1.0" encoding="utf-8"?>
-<w:ftr xmlns:wpc="http://schemas.microsoft.com/office/word/2010/wordprocessingCanvas" xmlns:cx="http://schemas.microsoft.com/office/drawing/2014/chartex" xmlns:cx1="http://schemas.microsoft.com/office/drawing/2015/9/8/chartex" xmlns:cx2="http://schemas.microsoft.com/office/drawing/2015/10/21/chartex" xmlns:cx3="http://schemas.microsoft.com/office/drawing/2016/5/9/chartex" xmlns:cx4="http://schemas.microsoft.com/office/drawing/2016/5/10/chartex" xmlns:cx5="http://schemas.microsoft.com/office/drawing/2016/5/11/chartex" xmlns:cx6="http://schemas.microsoft.com/office/drawing/2016/5/12/chartex" xmlns:cx7="http://schemas.microsoft.com/office/drawing/2016/5/13/chartex" xmlns:cx8="http://schemas.microsoft.com/office/drawing/2016/5/14/chartex" xmlns:mc="http://schemas.openxmlformats.org/markup-compatibility/2006" xmlns:aink="http://schemas.microsoft.com/office/drawing/2016/ink" xmlns:am3d="http://schemas.microsoft.com/office/drawing/2017/model3d" xmlns:o="urn:schemas-microsoft-com:office:office" xmlns:r="http://schemas.openxmlformats.org/officeDocument/2006/relationships" xmlns:m="http://schemas.openxmlformats.org/officeDocument/2006/math" xmlns:v="urn:schemas-microsoft-com:vml" xmlns:wp14="http://schemas.microsoft.com/office/word/2010/wordprocessingDrawing" xmlns:wp="http://schemas.openxmlformats.org/drawingml/2006/wordprocessingDrawing" xmlns:w10="urn:schemas-microsoft-com:office:word" xmlns:w="http://schemas.openxmlformats.org/wordprocessingml/2006/main" xmlns:w14="http://schemas.microsoft.com/office/word/2010/wordml" xmlns:w15="http://schemas.microsoft.com/office/word/2012/wordml" xmlns:w16cid="http://schemas.microsoft.com/office/word/2016/wordml/cid" xmlns:w16se="http://schemas.microsoft.com/office/word/2015/wordml/symex" xmlns:wpg="http://schemas.microsoft.com/office/word/2010/wordprocessingGroup" xmlns:wpi="http://schemas.microsoft.com/office/word/2010/wordprocessingInk" xmlns:wne="http://schemas.microsoft.com/office/word/2006/wordml" xmlns:wps="http://schemas.microsoft.com/office/word/2010/wordprocessingShape" mc:Ignorable="w14 w15 w16se w16cid wp14">
+<w:ftr xmlns:wpc="http://schemas.microsoft.com/office/word/2010/wordprocessingCanvas" xmlns:cx="http://schemas.microsoft.com/office/drawing/2014/chartex" xmlns:cx1="http://schemas.microsoft.com/office/drawing/2015/9/8/chartex" xmlns:cx2="http://schemas.microsoft.com/office/drawing/2015/10/21/chartex" xmlns:cx3="http://schemas.microsoft.com/office/drawing/2016/5/9/chartex" xmlns:cx4="http://schemas.microsoft.com/office/drawing/2016/5/10/chartex" xmlns:cx5="http://schemas.microsoft.com/office/drawing/2016/5/11/chartex" xmlns:cx6="http://schemas.microsoft.com/office/drawing/2016/5/12/chartex" xmlns:cx7="http://schemas.microsoft.com/office/drawing/2016/5/13/chartex" xmlns:cx8="http://schemas.microsoft.com/office/drawing/2016/5/14/chartex" xmlns:mc="http://schemas.openxmlformats.org/markup-compatibility/2006" xmlns:aink="http://schemas.microsoft.com/office/drawing/2016/ink" xmlns:am3d="http://schemas.microsoft.com/office/drawing/2017/model3d" xmlns:o="urn:schemas-microsoft-com:office:office" xmlns:oel="http://schemas.microsoft.com/office/2019/extlst" xmlns:r="http://schemas.openxmlformats.org/officeDocument/2006/relationships" xmlns:m="http://schemas.openxmlformats.org/officeDocument/2006/math" xmlns:v="urn:schemas-microsoft-com:vml" xmlns:wp14="http://schemas.microsoft.com/office/word/2010/wordprocessingDrawing" xmlns:wp="http://schemas.openxmlformats.org/drawingml/2006/wordprocessingDrawing" xmlns:w10="urn:schemas-microsoft-com:office:word" xmlns:w="http://schemas.openxmlformats.org/wordprocessingml/2006/main" xmlns:w14="http://schemas.microsoft.com/office/word/2010/wordml" xmlns:w15="http://schemas.microsoft.com/office/word/2012/wordml" xmlns:w16cex="http://schemas.microsoft.com/office/word/2018/wordml/cex" xmlns:w16cid="http://schemas.microsoft.com/office/word/2016/wordml/cid" xmlns:w16="http://schemas.microsoft.com/office/word/2018/wordml" xmlns:w16du="http://schemas.microsoft.com/office/word/2023/wordml/word16du" xmlns:w16sdtdh="http://schemas.microsoft.com/office/word/2020/wordml/sdtdatahash" xmlns:w16sdtfl="http://schemas.microsoft.com/office/word/2024/wordml/sdtformatlock" xmlns:w16se="http://schemas.microsoft.com/office/word/2015/wordml/symex" xmlns:wpg="http://schemas.microsoft.com/office/word/2010/wordprocessingGroup" xmlns:wpi="http://schemas.microsoft.com/office/word/2010/wordprocessingInk" xmlns:wne="http://schemas.microsoft.com/office/word/2006/wordml" xmlns:wps="http://schemas.microsoft.com/office/word/2010/wordprocessingShape" mc:Ignorable="w14 w15 w16se w16cid w16 w16cex w16sdtdh w16sdtfl w16du wp14">
+  <w:p>
+    <w:pPr>
+      <w:pStyle w:val="Footer"/>
+    </w:pPr>
+  </w:p>
+</w:ftr>
+</file>
+
+<file path=word/footer2.xml><?xml version="1.0" encoding="utf-8"?>
+<w:ftr xmlns:wpc="http://schemas.microsoft.com/office/word/2010/wordprocessingCanvas" xmlns:cx="http://schemas.microsoft.com/office/drawing/2014/chartex" xmlns:cx1="http://schemas.microsoft.com/office/drawing/2015/9/8/chartex" xmlns:cx2="http://schemas.microsoft.com/office/drawing/2015/10/21/chartex" xmlns:cx3="http://schemas.microsoft.com/office/drawing/2016/5/9/chartex" xmlns:cx4="http://schemas.microsoft.com/office/drawing/2016/5/10/chartex" xmlns:cx5="http://schemas.microsoft.com/office/drawing/2016/5/11/chartex" xmlns:cx6="http://schemas.microsoft.com/office/drawing/2016/5/12/chartex" xmlns:cx7="http://schemas.microsoft.com/office/drawing/2016/5/13/chartex" xmlns:cx8="http://schemas.microsoft.com/office/drawing/2016/5/14/chartex" xmlns:mc="http://schemas.openxmlformats.org/markup-compatibility/2006" xmlns:aink="http://schemas.microsoft.com/office/drawing/2016/ink" xmlns:am3d="http://schemas.microsoft.com/office/drawing/2017/model3d" xmlns:o="urn:schemas-microsoft-com:office:office" xmlns:oel="http://schemas.microsoft.com/office/2019/extlst" xmlns:r="http://schemas.openxmlformats.org/officeDocument/2006/relationships" xmlns:m="http://schemas.openxmlformats.org/officeDocument/2006/math" xmlns:v="urn:schemas-microsoft-com:vml" xmlns:wp14="http://schemas.microsoft.com/office/word/2010/wordprocessingDrawing" xmlns:wp="http://schemas.openxmlformats.org/drawingml/2006/wordprocessingDrawing" xmlns:w10="urn:schemas-microsoft-com:office:word" xmlns:w="http://schemas.openxmlformats.org/wordprocessingml/2006/main" xmlns:w14="http://schemas.microsoft.com/office/word/2010/wordml" xmlns:w15="http://schemas.microsoft.com/office/word/2012/wordml" xmlns:w16cex="http://schemas.microsoft.com/office/word/2018/wordml/cex" xmlns:w16cid="http://schemas.microsoft.com/office/word/2016/wordml/cid" xmlns:w16="http://schemas.microsoft.com/office/word/2018/wordml" xmlns:w16du="http://schemas.microsoft.com/office/word/2023/wordml/word16du" xmlns:w16sdtdh="http://schemas.microsoft.com/office/word/2020/wordml/sdtdatahash" xmlns:w16sdtfl="http://schemas.microsoft.com/office/word/2024/wordml/sdtformatlock" xmlns:w16se="http://schemas.microsoft.com/office/word/2015/wordml/symex" xmlns:wpg="http://schemas.microsoft.com/office/word/2010/wordprocessingGroup" xmlns:wpi="http://schemas.microsoft.com/office/word/2010/wordprocessingInk" xmlns:wne="http://schemas.microsoft.com/office/word/2006/wordml" xmlns:wps="http://schemas.microsoft.com/office/word/2010/wordprocessingShape" mc:Ignorable="w14 w15 w16se w16cid w16 w16cex w16sdtdh w16sdtfl w16du wp14">
   <w:p>
     <w:pPr>
       <w:spacing w:line="360" w:lineRule="auto"/>
@@ -2026,9 +1645,9 @@
     </w:pPr>
     <w:r>
       <w:rPr>
-        <w:rFonts w:ascii="Times New Roman" w:eastAsia="Times New Roman" w:hAnsi="Times New Roman" w:cs="Times New Roman"/>
+        <w:rFonts w:ascii="Times New Roman" w:hAnsi="Times New Roman"/>
       </w:rPr>
-      <w:t>PC-SOP-004-F04/00</w:t>
+      <w:t>PC-SOP-018/F-04</w:t>
     </w:r>
   </w:p>
   <w:p>
@@ -2039,8 +1658,18 @@
 </w:ftr>
 </file>
 
+<file path=word/footer3.xml><?xml version="1.0" encoding="utf-8"?>
+<w:ftr xmlns:wpc="http://schemas.microsoft.com/office/word/2010/wordprocessingCanvas" xmlns:cx="http://schemas.microsoft.com/office/drawing/2014/chartex" xmlns:cx1="http://schemas.microsoft.com/office/drawing/2015/9/8/chartex" xmlns:cx2="http://schemas.microsoft.com/office/drawing/2015/10/21/chartex" xmlns:cx3="http://schemas.microsoft.com/office/drawing/2016/5/9/chartex" xmlns:cx4="http://schemas.microsoft.com/office/drawing/2016/5/10/chartex" xmlns:cx5="http://schemas.microsoft.com/office/drawing/2016/5/11/chartex" xmlns:cx6="http://schemas.microsoft.com/office/drawing/2016/5/12/chartex" xmlns:cx7="http://schemas.microsoft.com/office/drawing/2016/5/13/chartex" xmlns:cx8="http://schemas.microsoft.com/office/drawing/2016/5/14/chartex" xmlns:mc="http://schemas.openxmlformats.org/markup-compatibility/2006" xmlns:aink="http://schemas.microsoft.com/office/drawing/2016/ink" xmlns:am3d="http://schemas.microsoft.com/office/drawing/2017/model3d" xmlns:o="urn:schemas-microsoft-com:office:office" xmlns:oel="http://schemas.microsoft.com/office/2019/extlst" xmlns:r="http://schemas.openxmlformats.org/officeDocument/2006/relationships" xmlns:m="http://schemas.openxmlformats.org/officeDocument/2006/math" xmlns:v="urn:schemas-microsoft-com:vml" xmlns:wp14="http://schemas.microsoft.com/office/word/2010/wordprocessingDrawing" xmlns:wp="http://schemas.openxmlformats.org/drawingml/2006/wordprocessingDrawing" xmlns:w10="urn:schemas-microsoft-com:office:word" xmlns:w="http://schemas.openxmlformats.org/wordprocessingml/2006/main" xmlns:w14="http://schemas.microsoft.com/office/word/2010/wordml" xmlns:w15="http://schemas.microsoft.com/office/word/2012/wordml" xmlns:w16cex="http://schemas.microsoft.com/office/word/2018/wordml/cex" xmlns:w16cid="http://schemas.microsoft.com/office/word/2016/wordml/cid" xmlns:w16="http://schemas.microsoft.com/office/word/2018/wordml" xmlns:w16du="http://schemas.microsoft.com/office/word/2023/wordml/word16du" xmlns:w16sdtdh="http://schemas.microsoft.com/office/word/2020/wordml/sdtdatahash" xmlns:w16sdtfl="http://schemas.microsoft.com/office/word/2024/wordml/sdtformatlock" xmlns:w16se="http://schemas.microsoft.com/office/word/2015/wordml/symex" xmlns:wpg="http://schemas.microsoft.com/office/word/2010/wordprocessingGroup" xmlns:wpi="http://schemas.microsoft.com/office/word/2010/wordprocessingInk" xmlns:wne="http://schemas.microsoft.com/office/word/2006/wordml" xmlns:wps="http://schemas.microsoft.com/office/word/2010/wordprocessingShape" mc:Ignorable="w14 w15 w16se w16cid w16 w16cex w16sdtdh w16sdtfl w16du wp14">
+  <w:p>
+    <w:pPr>
+      <w:pStyle w:val="Footer"/>
+    </w:pPr>
+  </w:p>
+</w:ftr>
+</file>
+
 <file path=word/footnotes.xml><?xml version="1.0" encoding="utf-8"?>
-<w:footnotes xmlns:wpc="http://schemas.microsoft.com/office/word/2010/wordprocessingCanvas" xmlns:cx="http://schemas.microsoft.com/office/drawing/2014/chartex" xmlns:cx1="http://schemas.microsoft.com/office/drawing/2015/9/8/chartex" xmlns:cx2="http://schemas.microsoft.com/office/drawing/2015/10/21/chartex" xmlns:cx3="http://schemas.microsoft.com/office/drawing/2016/5/9/chartex" xmlns:cx4="http://schemas.microsoft.com/office/drawing/2016/5/10/chartex" xmlns:cx5="http://schemas.microsoft.com/office/drawing/2016/5/11/chartex" xmlns:cx6="http://schemas.microsoft.com/office/drawing/2016/5/12/chartex" xmlns:cx7="http://schemas.microsoft.com/office/drawing/2016/5/13/chartex" xmlns:cx8="http://schemas.microsoft.com/office/drawing/2016/5/14/chartex" xmlns:mc="http://schemas.openxmlformats.org/markup-compatibility/2006" xmlns:aink="http://schemas.microsoft.com/office/drawing/2016/ink" xmlns:am3d="http://schemas.microsoft.com/office/drawing/2017/model3d" xmlns:o="urn:schemas-microsoft-com:office:office" xmlns:r="http://schemas.openxmlformats.org/officeDocument/2006/relationships" xmlns:m="http://schemas.openxmlformats.org/officeDocument/2006/math" xmlns:v="urn:schemas-microsoft-com:vml" xmlns:wp14="http://schemas.microsoft.com/office/word/2010/wordprocessingDrawing" xmlns:wp="http://schemas.openxmlformats.org/drawingml/2006/wordprocessingDrawing" xmlns:w10="urn:schemas-microsoft-com:office:word" xmlns:w="http://schemas.openxmlformats.org/wordprocessingml/2006/main" xmlns:w14="http://schemas.microsoft.com/office/word/2010/wordml" xmlns:w15="http://schemas.microsoft.com/office/word/2012/wordml" xmlns:w16cid="http://schemas.microsoft.com/office/word/2016/wordml/cid" xmlns:w16se="http://schemas.microsoft.com/office/word/2015/wordml/symex" xmlns:wpg="http://schemas.microsoft.com/office/word/2010/wordprocessingGroup" xmlns:wpi="http://schemas.microsoft.com/office/word/2010/wordprocessingInk" xmlns:wne="http://schemas.microsoft.com/office/word/2006/wordml" xmlns:wps="http://schemas.microsoft.com/office/word/2010/wordprocessingShape" mc:Ignorable="w14 w15 w16se w16cid wp14">
+<w:footnotes xmlns:wpc="http://schemas.microsoft.com/office/word/2010/wordprocessingCanvas" xmlns:cx="http://schemas.microsoft.com/office/drawing/2014/chartex" xmlns:cx1="http://schemas.microsoft.com/office/drawing/2015/9/8/chartex" xmlns:cx2="http://schemas.microsoft.com/office/drawing/2015/10/21/chartex" xmlns:cx3="http://schemas.microsoft.com/office/drawing/2016/5/9/chartex" xmlns:cx4="http://schemas.microsoft.com/office/drawing/2016/5/10/chartex" xmlns:cx5="http://schemas.microsoft.com/office/drawing/2016/5/11/chartex" xmlns:cx6="http://schemas.microsoft.com/office/drawing/2016/5/12/chartex" xmlns:cx7="http://schemas.microsoft.com/office/drawing/2016/5/13/chartex" xmlns:cx8="http://schemas.microsoft.com/office/drawing/2016/5/14/chartex" xmlns:mc="http://schemas.openxmlformats.org/markup-compatibility/2006" xmlns:aink="http://schemas.microsoft.com/office/drawing/2016/ink" xmlns:am3d="http://schemas.microsoft.com/office/drawing/2017/model3d" xmlns:o="urn:schemas-microsoft-com:office:office" xmlns:oel="http://schemas.microsoft.com/office/2019/extlst" xmlns:r="http://schemas.openxmlformats.org/officeDocument/2006/relationships" xmlns:m="http://schemas.openxmlformats.org/officeDocument/2006/math" xmlns:v="urn:schemas-microsoft-com:vml" xmlns:wp14="http://schemas.microsoft.com/office/word/2010/wordprocessingDrawing" xmlns:wp="http://schemas.openxmlformats.org/drawingml/2006/wordprocessingDrawing" xmlns:w10="urn:schemas-microsoft-com:office:word" xmlns:w="http://schemas.openxmlformats.org/wordprocessingml/2006/main" xmlns:w14="http://schemas.microsoft.com/office/word/2010/wordml" xmlns:w15="http://schemas.microsoft.com/office/word/2012/wordml" xmlns:w16cex="http://schemas.microsoft.com/office/word/2018/wordml/cex" xmlns:w16cid="http://schemas.microsoft.com/office/word/2016/wordml/cid" xmlns:w16="http://schemas.microsoft.com/office/word/2018/wordml" xmlns:w16du="http://schemas.microsoft.com/office/word/2023/wordml/word16du" xmlns:w16sdtdh="http://schemas.microsoft.com/office/word/2020/wordml/sdtdatahash" xmlns:w16sdtfl="http://schemas.microsoft.com/office/word/2024/wordml/sdtformatlock" xmlns:w16se="http://schemas.microsoft.com/office/word/2015/wordml/symex" xmlns:wpg="http://schemas.microsoft.com/office/word/2010/wordprocessingGroup" xmlns:wpi="http://schemas.microsoft.com/office/word/2010/wordprocessingInk" xmlns:wne="http://schemas.microsoft.com/office/word/2006/wordml" xmlns:wps="http://schemas.microsoft.com/office/word/2010/wordprocessingShape" mc:Ignorable="w14 w15 w16se w16cid w16 w16cex w16sdtdh w16sdtfl w16du wp14">
   <w:footnote w:type="separator" w:id="-1">
     <w:p>
       <w:pPr>
@@ -2065,7 +1694,17 @@
 </file>
 
 <file path=word/header1.xml><?xml version="1.0" encoding="utf-8"?>
-<w:hdr xmlns:wpc="http://schemas.microsoft.com/office/word/2010/wordprocessingCanvas" xmlns:cx="http://schemas.microsoft.com/office/drawing/2014/chartex" xmlns:cx1="http://schemas.microsoft.com/office/drawing/2015/9/8/chartex" xmlns:cx2="http://schemas.microsoft.com/office/drawing/2015/10/21/chartex" xmlns:cx3="http://schemas.microsoft.com/office/drawing/2016/5/9/chartex" xmlns:cx4="http://schemas.microsoft.com/office/drawing/2016/5/10/chartex" xmlns:cx5="http://schemas.microsoft.com/office/drawing/2016/5/11/chartex" xmlns:cx6="http://schemas.microsoft.com/office/drawing/2016/5/12/chartex" xmlns:cx7="http://schemas.microsoft.com/office/drawing/2016/5/13/chartex" xmlns:cx8="http://schemas.microsoft.com/office/drawing/2016/5/14/chartex" xmlns:mc="http://schemas.openxmlformats.org/markup-compatibility/2006" xmlns:aink="http://schemas.microsoft.com/office/drawing/2016/ink" xmlns:am3d="http://schemas.microsoft.com/office/drawing/2017/model3d" xmlns:o="urn:schemas-microsoft-com:office:office" xmlns:r="http://schemas.openxmlformats.org/officeDocument/2006/relationships" xmlns:m="http://schemas.openxmlformats.org/officeDocument/2006/math" xmlns:v="urn:schemas-microsoft-com:vml" xmlns:wp14="http://schemas.microsoft.com/office/word/2010/wordprocessingDrawing" xmlns:wp="http://schemas.openxmlformats.org/drawingml/2006/wordprocessingDrawing" xmlns:w10="urn:schemas-microsoft-com:office:word" xmlns:w="http://schemas.openxmlformats.org/wordprocessingml/2006/main" xmlns:w14="http://schemas.microsoft.com/office/word/2010/wordml" xmlns:w15="http://schemas.microsoft.com/office/word/2012/wordml" xmlns:w16cid="http://schemas.microsoft.com/office/word/2016/wordml/cid" xmlns:w16se="http://schemas.microsoft.com/office/word/2015/wordml/symex" xmlns:wpg="http://schemas.microsoft.com/office/word/2010/wordprocessingGroup" xmlns:wpi="http://schemas.microsoft.com/office/word/2010/wordprocessingInk" xmlns:wne="http://schemas.microsoft.com/office/word/2006/wordml" xmlns:wps="http://schemas.microsoft.com/office/word/2010/wordprocessingShape" mc:Ignorable="w14 w15 w16se w16cid wp14">
+<w:hdr xmlns:wpc="http://schemas.microsoft.com/office/word/2010/wordprocessingCanvas" xmlns:cx="http://schemas.microsoft.com/office/drawing/2014/chartex" xmlns:cx1="http://schemas.microsoft.com/office/drawing/2015/9/8/chartex" xmlns:cx2="http://schemas.microsoft.com/office/drawing/2015/10/21/chartex" xmlns:cx3="http://schemas.microsoft.com/office/drawing/2016/5/9/chartex" xmlns:cx4="http://schemas.microsoft.com/office/drawing/2016/5/10/chartex" xmlns:cx5="http://schemas.microsoft.com/office/drawing/2016/5/11/chartex" xmlns:cx6="http://schemas.microsoft.com/office/drawing/2016/5/12/chartex" xmlns:cx7="http://schemas.microsoft.com/office/drawing/2016/5/13/chartex" xmlns:cx8="http://schemas.microsoft.com/office/drawing/2016/5/14/chartex" xmlns:mc="http://schemas.openxmlformats.org/markup-compatibility/2006" xmlns:aink="http://schemas.microsoft.com/office/drawing/2016/ink" xmlns:am3d="http://schemas.microsoft.com/office/drawing/2017/model3d" xmlns:o="urn:schemas-microsoft-com:office:office" xmlns:oel="http://schemas.microsoft.com/office/2019/extlst" xmlns:r="http://schemas.openxmlformats.org/officeDocument/2006/relationships" xmlns:m="http://schemas.openxmlformats.org/officeDocument/2006/math" xmlns:v="urn:schemas-microsoft-com:vml" xmlns:wp14="http://schemas.microsoft.com/office/word/2010/wordprocessingDrawing" xmlns:wp="http://schemas.openxmlformats.org/drawingml/2006/wordprocessingDrawing" xmlns:w10="urn:schemas-microsoft-com:office:word" xmlns:w="http://schemas.openxmlformats.org/wordprocessingml/2006/main" xmlns:w14="http://schemas.microsoft.com/office/word/2010/wordml" xmlns:w15="http://schemas.microsoft.com/office/word/2012/wordml" xmlns:w16cex="http://schemas.microsoft.com/office/word/2018/wordml/cex" xmlns:w16cid="http://schemas.microsoft.com/office/word/2016/wordml/cid" xmlns:w16="http://schemas.microsoft.com/office/word/2018/wordml" xmlns:w16du="http://schemas.microsoft.com/office/word/2023/wordml/word16du" xmlns:w16sdtdh="http://schemas.microsoft.com/office/word/2020/wordml/sdtdatahash" xmlns:w16sdtfl="http://schemas.microsoft.com/office/word/2024/wordml/sdtformatlock" xmlns:w16se="http://schemas.microsoft.com/office/word/2015/wordml/symex" xmlns:wpg="http://schemas.microsoft.com/office/word/2010/wordprocessingGroup" xmlns:wpi="http://schemas.microsoft.com/office/word/2010/wordprocessingInk" xmlns:wne="http://schemas.microsoft.com/office/word/2006/wordml" xmlns:wps="http://schemas.microsoft.com/office/word/2010/wordprocessingShape" mc:Ignorable="w14 w15 w16se w16cid w16 w16cex w16sdtdh w16sdtfl w16du wp14">
+  <w:p>
+    <w:pPr>
+      <w:pStyle w:val="Header"/>
+    </w:pPr>
+  </w:p>
+</w:hdr>
+</file>
+
+<file path=word/header2.xml><?xml version="1.0" encoding="utf-8"?>
+<w:hdr xmlns:wpc="http://schemas.microsoft.com/office/word/2010/wordprocessingCanvas" xmlns:cx="http://schemas.microsoft.com/office/drawing/2014/chartex" xmlns:cx1="http://schemas.microsoft.com/office/drawing/2015/9/8/chartex" xmlns:cx2="http://schemas.microsoft.com/office/drawing/2015/10/21/chartex" xmlns:cx3="http://schemas.microsoft.com/office/drawing/2016/5/9/chartex" xmlns:cx4="http://schemas.microsoft.com/office/drawing/2016/5/10/chartex" xmlns:cx5="http://schemas.microsoft.com/office/drawing/2016/5/11/chartex" xmlns:cx6="http://schemas.microsoft.com/office/drawing/2016/5/12/chartex" xmlns:cx7="http://schemas.microsoft.com/office/drawing/2016/5/13/chartex" xmlns:cx8="http://schemas.microsoft.com/office/drawing/2016/5/14/chartex" xmlns:mc="http://schemas.openxmlformats.org/markup-compatibility/2006" xmlns:aink="http://schemas.microsoft.com/office/drawing/2016/ink" xmlns:am3d="http://schemas.microsoft.com/office/drawing/2017/model3d" xmlns:o="urn:schemas-microsoft-com:office:office" xmlns:oel="http://schemas.microsoft.com/office/2019/extlst" xmlns:r="http://schemas.openxmlformats.org/officeDocument/2006/relationships" xmlns:m="http://schemas.openxmlformats.org/officeDocument/2006/math" xmlns:v="urn:schemas-microsoft-com:vml" xmlns:wp14="http://schemas.microsoft.com/office/word/2010/wordprocessingDrawing" xmlns:wp="http://schemas.openxmlformats.org/drawingml/2006/wordprocessingDrawing" xmlns:w10="urn:schemas-microsoft-com:office:word" xmlns:w="http://schemas.openxmlformats.org/wordprocessingml/2006/main" xmlns:w14="http://schemas.microsoft.com/office/word/2010/wordml" xmlns:w15="http://schemas.microsoft.com/office/word/2012/wordml" xmlns:w16cex="http://schemas.microsoft.com/office/word/2018/wordml/cex" xmlns:w16cid="http://schemas.microsoft.com/office/word/2016/wordml/cid" xmlns:w16="http://schemas.microsoft.com/office/word/2018/wordml" xmlns:w16du="http://schemas.microsoft.com/office/word/2023/wordml/word16du" xmlns:w16sdtdh="http://schemas.microsoft.com/office/word/2020/wordml/sdtdatahash" xmlns:w16sdtfl="http://schemas.microsoft.com/office/word/2024/wordml/sdtformatlock" xmlns:w16se="http://schemas.microsoft.com/office/word/2015/wordml/symex" xmlns:wpg="http://schemas.microsoft.com/office/word/2010/wordprocessingGroup" xmlns:wpi="http://schemas.microsoft.com/office/word/2010/wordprocessingInk" xmlns:wne="http://schemas.microsoft.com/office/word/2006/wordml" xmlns:wps="http://schemas.microsoft.com/office/word/2010/wordprocessingShape" mc:Ignorable="w14 w15 w16se w16cid w16 w16cex w16sdtdh w16sdtfl w16du wp14">
   <w:tbl>
     <w:tblPr>
       <w:tblW w:w="14789" w:type="dxa"/>
@@ -2101,7 +1740,6 @@
             <w:bottom w:val="single" w:sz="4" w:space="0" w:color="auto"/>
             <w:right w:val="single" w:sz="4" w:space="0" w:color="auto"/>
           </w:tcBorders>
-          <w:shd w:val="clear" w:color="auto" w:fill="auto"/>
           <w:vAlign w:val="center"/>
         </w:tcPr>
         <w:p>
@@ -2120,7 +1758,7 @@
               <w:b/>
               <w:bCs/>
             </w:rPr>
-            <w:t>Screenshot Attachments</w:t>
+            <w:t>Operation Qualification Test Script</w:t>
           </w:r>
         </w:p>
       </w:tc>
@@ -2133,7 +1771,6 @@
             <w:bottom w:val="single" w:sz="4" w:space="0" w:color="auto"/>
             <w:right w:val="single" w:sz="4" w:space="0" w:color="auto"/>
           </w:tcBorders>
-          <w:shd w:val="clear" w:color="auto" w:fill="auto"/>
           <w:vAlign w:val="center"/>
         </w:tcPr>
         <w:p>
@@ -2204,7 +1841,6 @@
       <w:tc>
         <w:tcPr>
           <w:tcW w:w="2465" w:type="dxa"/>
-          <w:shd w:val="clear" w:color="auto" w:fill="auto"/>
           <w:vAlign w:val="center"/>
         </w:tcPr>
         <w:p>
@@ -2230,7 +1866,6 @@
       <w:tc>
         <w:tcPr>
           <w:tcW w:w="6447" w:type="dxa"/>
-          <w:shd w:val="clear" w:color="auto" w:fill="auto"/>
           <w:vAlign w:val="center"/>
         </w:tcPr>
         <w:p>
@@ -2243,18 +1878,16 @@
           </w:pPr>
           <w:r>
             <w:rPr>
-              <w:rFonts w:ascii="Times New Roman" w:eastAsia="Times New Roman" w:hAnsi="Times New Roman" w:cs="Times New Roman"/>
-              <w:sz w:val="24"/>
-              <w:szCs w:val="24"/>
-            </w:rPr>
-            <w:t>Admin user login and logout</w:t>
+              <w:rFonts w:ascii="Times New Roman" w:hAnsi="Times New Roman"/>
+              <w:lang w:eastAsia="en-IN"/>
+            </w:rPr>
+            <w:t>Admin User Login and Logout</w:t>
           </w:r>
         </w:p>
       </w:tc>
       <w:tc>
         <w:tcPr>
           <w:tcW w:w="2275" w:type="dxa"/>
-          <w:shd w:val="clear" w:color="auto" w:fill="auto"/>
           <w:vAlign w:val="center"/>
         </w:tcPr>
         <w:p>
@@ -2276,7 +1909,6 @@
       <w:tc>
         <w:tcPr>
           <w:tcW w:w="3602" w:type="dxa"/>
-          <w:shd w:val="clear" w:color="auto" w:fill="auto"/>
           <w:vAlign w:val="center"/>
         </w:tcPr>
         <w:p>
@@ -2390,7 +2022,6 @@
       <w:tc>
         <w:tcPr>
           <w:tcW w:w="2465" w:type="dxa"/>
-          <w:shd w:val="clear" w:color="auto" w:fill="auto"/>
           <w:vAlign w:val="center"/>
         </w:tcPr>
         <w:p>
@@ -2416,7 +2047,6 @@
       <w:tc>
         <w:tcPr>
           <w:tcW w:w="6447" w:type="dxa"/>
-          <w:shd w:val="clear" w:color="auto" w:fill="auto"/>
           <w:vAlign w:val="center"/>
         </w:tcPr>
         <w:p>
@@ -2429,15 +2059,21 @@
           <w:r>
             <w:rPr>
               <w:rFonts w:ascii="Times New Roman" w:hAnsi="Times New Roman"/>
-            </w:rPr>
-            <w:t>SM-QSRV-OQTS-001</w:t>
+              <w:lang w:val="en-IN"/>
+            </w:rPr>
+            <w:t>MASTERS</w:t>
+          </w:r>
+          <w:r>
+            <w:rPr>
+              <w:rFonts w:ascii="Times New Roman" w:hAnsi="Times New Roman"/>
+            </w:rPr>
+            <w:t>-QSRV-OQTS-001</w:t>
           </w:r>
         </w:p>
       </w:tc>
       <w:tc>
         <w:tcPr>
           <w:tcW w:w="2275" w:type="dxa"/>
-          <w:shd w:val="clear" w:color="auto" w:fill="auto"/>
           <w:vAlign w:val="center"/>
         </w:tcPr>
         <w:p>
@@ -2460,7 +2096,6 @@
       <w:tc>
         <w:tcPr>
           <w:tcW w:w="3602" w:type="dxa"/>
-          <w:shd w:val="clear" w:color="auto" w:fill="auto"/>
           <w:vAlign w:val="center"/>
         </w:tcPr>
         <w:p>
@@ -2488,8 +2123,18 @@
 </w:hdr>
 </file>
 
+<file path=word/header3.xml><?xml version="1.0" encoding="utf-8"?>
+<w:hdr xmlns:wpc="http://schemas.microsoft.com/office/word/2010/wordprocessingCanvas" xmlns:cx="http://schemas.microsoft.com/office/drawing/2014/chartex" xmlns:cx1="http://schemas.microsoft.com/office/drawing/2015/9/8/chartex" xmlns:cx2="http://schemas.microsoft.com/office/drawing/2015/10/21/chartex" xmlns:cx3="http://schemas.microsoft.com/office/drawing/2016/5/9/chartex" xmlns:cx4="http://schemas.microsoft.com/office/drawing/2016/5/10/chartex" xmlns:cx5="http://schemas.microsoft.com/office/drawing/2016/5/11/chartex" xmlns:cx6="http://schemas.microsoft.com/office/drawing/2016/5/12/chartex" xmlns:cx7="http://schemas.microsoft.com/office/drawing/2016/5/13/chartex" xmlns:cx8="http://schemas.microsoft.com/office/drawing/2016/5/14/chartex" xmlns:mc="http://schemas.openxmlformats.org/markup-compatibility/2006" xmlns:aink="http://schemas.microsoft.com/office/drawing/2016/ink" xmlns:am3d="http://schemas.microsoft.com/office/drawing/2017/model3d" xmlns:o="urn:schemas-microsoft-com:office:office" xmlns:oel="http://schemas.microsoft.com/office/2019/extlst" xmlns:r="http://schemas.openxmlformats.org/officeDocument/2006/relationships" xmlns:m="http://schemas.openxmlformats.org/officeDocument/2006/math" xmlns:v="urn:schemas-microsoft-com:vml" xmlns:wp14="http://schemas.microsoft.com/office/word/2010/wordprocessingDrawing" xmlns:wp="http://schemas.openxmlformats.org/drawingml/2006/wordprocessingDrawing" xmlns:w10="urn:schemas-microsoft-com:office:word" xmlns:w="http://schemas.openxmlformats.org/wordprocessingml/2006/main" xmlns:w14="http://schemas.microsoft.com/office/word/2010/wordml" xmlns:w15="http://schemas.microsoft.com/office/word/2012/wordml" xmlns:w16cex="http://schemas.microsoft.com/office/word/2018/wordml/cex" xmlns:w16cid="http://schemas.microsoft.com/office/word/2016/wordml/cid" xmlns:w16="http://schemas.microsoft.com/office/word/2018/wordml" xmlns:w16du="http://schemas.microsoft.com/office/word/2023/wordml/word16du" xmlns:w16sdtdh="http://schemas.microsoft.com/office/word/2020/wordml/sdtdatahash" xmlns:w16sdtfl="http://schemas.microsoft.com/office/word/2024/wordml/sdtformatlock" xmlns:w16se="http://schemas.microsoft.com/office/word/2015/wordml/symex" xmlns:wpg="http://schemas.microsoft.com/office/word/2010/wordprocessingGroup" xmlns:wpi="http://schemas.microsoft.com/office/word/2010/wordprocessingInk" xmlns:wne="http://schemas.microsoft.com/office/word/2006/wordml" xmlns:wps="http://schemas.microsoft.com/office/word/2010/wordprocessingShape" mc:Ignorable="w14 w15 w16se w16cid w16 w16cex w16sdtdh w16sdtfl w16du wp14">
+  <w:p>
+    <w:pPr>
+      <w:pStyle w:val="Header"/>
+    </w:pPr>
+  </w:p>
+</w:hdr>
+</file>
+
 <file path=word/styles.xml><?xml version="1.0" encoding="utf-8"?>
-<w:styles xmlns:mc="http://schemas.openxmlformats.org/markup-compatibility/2006" xmlns:r="http://schemas.openxmlformats.org/officeDocument/2006/relationships" xmlns:w="http://schemas.openxmlformats.org/wordprocessingml/2006/main" xmlns:w14="http://schemas.microsoft.com/office/word/2010/wordml" xmlns:w15="http://schemas.microsoft.com/office/word/2012/wordml" xmlns:w16cid="http://schemas.microsoft.com/office/word/2016/wordml/cid" xmlns:w16se="http://schemas.microsoft.com/office/word/2015/wordml/symex" mc:Ignorable="w14 w15 w16se w16cid">
+<w:styles xmlns:mc="http://schemas.openxmlformats.org/markup-compatibility/2006" xmlns:r="http://schemas.openxmlformats.org/officeDocument/2006/relationships" xmlns:w="http://schemas.openxmlformats.org/wordprocessingml/2006/main" xmlns:w14="http://schemas.microsoft.com/office/word/2010/wordml" xmlns:w15="http://schemas.microsoft.com/office/word/2012/wordml" xmlns:w16cex="http://schemas.microsoft.com/office/word/2018/wordml/cex" xmlns:w16cid="http://schemas.microsoft.com/office/word/2016/wordml/cid" xmlns:w16="http://schemas.microsoft.com/office/word/2018/wordml" xmlns:w16du="http://schemas.microsoft.com/office/word/2023/wordml/word16du" xmlns:w16sdtdh="http://schemas.microsoft.com/office/word/2020/wordml/sdtdatahash" xmlns:w16sdtfl="http://schemas.microsoft.com/office/word/2024/wordml/sdtformatlock" xmlns:w16se="http://schemas.microsoft.com/office/word/2015/wordml/symex" mc:Ignorable="w14 w15 w16se w16cid w16 w16cex w16sdtdh w16sdtfl w16du">
   <w:docDefaults>
     <w:rPrDefault>
       <w:rPr>
@@ -2507,7 +2152,7 @@
       </w:pPr>
     </w:pPrDefault>
   </w:docDefaults>
-  <w:latentStyles w:defLockedState="0" w:defUIPriority="99" w:defSemiHidden="0" w:defUnhideWhenUsed="0" w:defQFormat="0" w:count="375">
+  <w:latentStyles w:defLockedState="0" w:defUIPriority="99" w:defSemiHidden="0" w:defUnhideWhenUsed="0" w:defQFormat="0" w:count="376">
     <w:lsdException w:name="Normal" w:uiPriority="0" w:qFormat="1"/>
     <w:lsdException w:name="heading 1" w:uiPriority="9" w:qFormat="1"/>
     <w:lsdException w:name="heading 2" w:semiHidden="1" w:uiPriority="0" w:unhideWhenUsed="1" w:qFormat="1"/>
@@ -2883,11 +2528,12 @@
     <w:lsdException w:name="Smart Hyperlink" w:semiHidden="1" w:unhideWhenUsed="1"/>
     <w:lsdException w:name="Hashtag" w:semiHidden="1" w:unhideWhenUsed="1"/>
     <w:lsdException w:name="Unresolved Mention" w:semiHidden="1" w:unhideWhenUsed="1"/>
+    <w:lsdException w:name="Smart Link" w:semiHidden="1" w:unhideWhenUsed="1"/>
   </w:latentStyles>
   <w:style w:type="paragraph" w:default="1" w:styleId="Normal">
     <w:name w:val="Normal"/>
     <w:qFormat/>
-    <w:rsid w:val="003004EC"/>
+    <w:rsid w:val="00885821"/>
   </w:style>
   <w:style w:type="paragraph" w:styleId="Heading2">
     <w:name w:val="heading 2"/>
